--- a/docs.docx
+++ b/docs.docx
@@ -161,6 +161,7 @@
       </w:pPr>
       <w:r>
         <w:rPr>
+          <w:noProof/>
           <w:lang w:val="en-US"/>
         </w:rPr>
         <w:drawing>
@@ -241,6 +242,7 @@
       </w:pPr>
       <w:r>
         <w:rPr>
+          <w:noProof/>
           <w:lang w:val="en-US"/>
         </w:rPr>
         <w:drawing>
@@ -985,6 +987,12 @@
           <w:lang w:val="en-US"/>
         </w:rPr>
       </w:pPr>
+      <w:r>
+        <w:rPr>
+          <w:lang w:val="en-US"/>
+        </w:rPr>
+        <w:t>https://github.com/Lounderr/recipeapp</w:t>
+      </w:r>
     </w:p>
     <w:p>
       <w:pPr>
